--- a/Frontend/wwwroot/templates/BookingConfirmation_Boat_Template.docx
+++ b/Frontend/wwwroot/templates/BookingConfirmation_Boat_Template.docx
@@ -354,16 +354,7 @@
           <w:sz w:val="20"/>
           <w:szCs w:val="20"/>
         </w:rPr>
-        <w:t>}</w:t>
-      </w:r>
-      <w:r>
-        <w:rPr>
-          <w:rFonts w:ascii="Verdana" w:hAnsi="Verdana"/>
-          <w:color w:val="000000"/>
-          <w:sz w:val="20"/>
-          <w:szCs w:val="20"/>
-        </w:rPr>
-        <w:t xml:space="preserve"> </w:t>
+        <w:t xml:space="preserve">} </w:t>
       </w:r>
     </w:p>
     <w:p>
@@ -724,6 +715,142 @@
         </w:rPr>
         <w:t>{</w:t>
       </w:r>
+      <w:r>
+        <w:rPr>
+          <w:rFonts w:ascii="Arial" w:eastAsia="Times New Roman" w:hAnsi="Arial" w:cs="Arial"/>
+          <w:i/>
+          <w:iCs/>
+          <w:color w:val="000000"/>
+          <w:kern w:val="0"/>
+          <w:sz w:val="20"/>
+          <w:szCs w:val="20"/>
+          <w:lang w:val="hr-HR"/>
+          <w14:ligatures w14:val="none"/>
+        </w:rPr>
+        <w:t>BoatName</w:t>
+      </w:r>
+      <w:r>
+        <w:rPr>
+          <w:rFonts w:ascii="Arial" w:eastAsia="Times New Roman" w:hAnsi="Arial" w:cs="Arial"/>
+          <w:i/>
+          <w:iCs/>
+          <w:color w:val="000000"/>
+          <w:kern w:val="0"/>
+          <w:sz w:val="20"/>
+          <w:szCs w:val="20"/>
+          <w14:ligatures w14:val="none"/>
+        </w:rPr>
+        <w:t>}</w:t>
+      </w:r>
+    </w:p>
+    <w:p>
+      <w:pPr>
+        <w:shd w:val="clear" w:color="auto" w:fill="FFFFFF"/>
+        <w:spacing w:after="0" w:line="240" w:lineRule="auto"/>
+        <w:rPr>
+          <w:rFonts w:ascii="Arial" w:eastAsia="Times New Roman" w:hAnsi="Arial" w:cs="Arial"/>
+          <w:i/>
+          <w:iCs/>
+          <w:color w:val="000000"/>
+          <w:kern w:val="0"/>
+          <w:sz w:val="20"/>
+          <w:szCs w:val="20"/>
+          <w14:ligatures w14:val="none"/>
+        </w:rPr>
+      </w:pPr>
+      <w:r>
+        <w:rPr>
+          <w:rFonts w:ascii="Arial" w:eastAsia="Times New Roman" w:hAnsi="Arial" w:cs="Arial"/>
+          <w:i/>
+          <w:iCs/>
+          <w:color w:val="000000"/>
+          <w:kern w:val="0"/>
+          <w:sz w:val="20"/>
+          <w:szCs w:val="20"/>
+          <w14:ligatures w14:val="none"/>
+        </w:rPr>
+        <w:t xml:space="preserve">Date: </w:t>
+      </w:r>
+      <w:r>
+        <w:rPr>
+          <w:rFonts w:ascii="Verdana" w:hAnsi="Verdana"/>
+          <w:i/>
+          <w:iCs/>
+          <w:color w:val="000000"/>
+          <w:sz w:val="20"/>
+          <w:szCs w:val="20"/>
+        </w:rPr>
+        <w:t>{Date}</w:t>
+      </w:r>
+    </w:p>
+    <w:p>
+      <w:pPr>
+        <w:shd w:val="clear" w:color="auto" w:fill="FFFFFF"/>
+        <w:spacing w:after="0" w:line="240" w:lineRule="auto"/>
+        <w:rPr>
+          <w:rFonts w:ascii="Arial" w:eastAsia="Times New Roman" w:hAnsi="Arial" w:cs="Arial"/>
+          <w:i/>
+          <w:iCs/>
+          <w:color w:val="000000"/>
+          <w:kern w:val="0"/>
+          <w:sz w:val="20"/>
+          <w:szCs w:val="20"/>
+          <w14:ligatures w14:val="none"/>
+        </w:rPr>
+      </w:pPr>
+      <w:r>
+        <w:rPr>
+          <w:rFonts w:ascii="Arial" w:eastAsia="Times New Roman" w:hAnsi="Arial" w:cs="Arial"/>
+          <w:i/>
+          <w:iCs/>
+          <w:color w:val="000000"/>
+          <w:kern w:val="0"/>
+          <w:sz w:val="20"/>
+          <w:szCs w:val="20"/>
+          <w14:ligatures w14:val="none"/>
+        </w:rPr>
+        <w:t xml:space="preserve">Check in Time: </w:t>
+      </w:r>
+      <w:r>
+        <w:rPr>
+          <w:rFonts w:ascii="Verdana" w:hAnsi="Verdana"/>
+          <w:i/>
+          <w:iCs/>
+          <w:color w:val="000000"/>
+          <w:sz w:val="20"/>
+          <w:szCs w:val="20"/>
+        </w:rPr>
+        <w:t>{Time}</w:t>
+      </w:r>
+    </w:p>
+    <w:p>
+      <w:pPr>
+        <w:shd w:val="clear" w:color="auto" w:fill="FFFFFF"/>
+        <w:spacing w:after="0" w:line="240" w:lineRule="auto"/>
+        <w:rPr>
+          <w:rFonts w:ascii="Arial" w:eastAsia="Times New Roman" w:hAnsi="Arial" w:cs="Arial"/>
+          <w:i/>
+          <w:iCs/>
+          <w:color w:val="000000"/>
+          <w:kern w:val="0"/>
+          <w:sz w:val="20"/>
+          <w:szCs w:val="20"/>
+          <w14:ligatures w14:val="none"/>
+        </w:rPr>
+      </w:pPr>
+      <w:r>
+        <w:rPr>
+          <w:rFonts w:ascii="Arial" w:eastAsia="Times New Roman" w:hAnsi="Arial" w:cs="Arial"/>
+          <w:i/>
+          <w:iCs/>
+          <w:color w:val="000000"/>
+          <w:kern w:val="0"/>
+          <w:sz w:val="20"/>
+          <w:szCs w:val="20"/>
+          <w14:ligatures w14:val="none"/>
+        </w:rPr>
+        <w:t>Check out Time: {</w:t>
+      </w:r>
       <w:proofErr w:type="spellStart"/>
       <w:r>
         <w:rPr>
@@ -734,12 +861,103 @@
           <w:kern w:val="0"/>
           <w:sz w:val="20"/>
           <w:szCs w:val="20"/>
+          <w14:ligatures w14:val="none"/>
+        </w:rPr>
+        <w:t>ReturnTime</w:t>
+      </w:r>
+      <w:proofErr w:type="spellEnd"/>
+      <w:r>
+        <w:rPr>
+          <w:rFonts w:ascii="Arial" w:eastAsia="Times New Roman" w:hAnsi="Arial" w:cs="Arial"/>
+          <w:i/>
+          <w:iCs/>
+          <w:color w:val="000000"/>
+          <w:kern w:val="0"/>
+          <w:sz w:val="20"/>
+          <w:szCs w:val="20"/>
+          <w14:ligatures w14:val="none"/>
+        </w:rPr>
+        <w:t>}</w:t>
+      </w:r>
+    </w:p>
+    <w:p>
+      <w:pPr>
+        <w:shd w:val="clear" w:color="auto" w:fill="FFFFFF"/>
+        <w:spacing w:after="0" w:line="240" w:lineRule="auto"/>
+        <w:rPr>
+          <w:rFonts w:ascii="Verdana" w:hAnsi="Verdana"/>
+          <w:i/>
+          <w:iCs/>
+          <w:color w:val="000000"/>
+          <w:sz w:val="20"/>
+          <w:szCs w:val="20"/>
+        </w:rPr>
+      </w:pPr>
+      <w:r>
+        <w:rPr>
+          <w:rFonts w:ascii="Arial" w:eastAsia="Times New Roman" w:hAnsi="Arial" w:cs="Arial"/>
+          <w:i/>
+          <w:iCs/>
+          <w:color w:val="000000"/>
+          <w:kern w:val="0"/>
+          <w:sz w:val="20"/>
+          <w:szCs w:val="20"/>
+          <w14:ligatures w14:val="none"/>
+        </w:rPr>
+        <w:t xml:space="preserve">Passengers: </w:t>
+      </w:r>
+      <w:r>
+        <w:rPr>
+          <w:rFonts w:ascii="Verdana" w:hAnsi="Verdana"/>
+          <w:i/>
+          <w:iCs/>
+          <w:color w:val="000000"/>
+          <w:sz w:val="20"/>
+          <w:szCs w:val="20"/>
+        </w:rPr>
+        <w:t>{</w:t>
+      </w:r>
+      <w:proofErr w:type="spellStart"/>
+      <w:r>
+        <w:rPr>
+          <w:rFonts w:ascii="Verdana" w:hAnsi="Verdana"/>
+          <w:i/>
+          <w:iCs/>
+          <w:color w:val="000000"/>
+          <w:sz w:val="20"/>
+          <w:szCs w:val="20"/>
+        </w:rPr>
+        <w:t>PassengerCount</w:t>
+      </w:r>
+      <w:proofErr w:type="spellEnd"/>
+      <w:r>
+        <w:rPr>
+          <w:rFonts w:ascii="Verdana" w:hAnsi="Verdana"/>
+          <w:i/>
+          <w:iCs/>
+          <w:color w:val="000000"/>
+          <w:sz w:val="20"/>
+          <w:szCs w:val="20"/>
+        </w:rPr>
+        <w:t>}</w:t>
+      </w:r>
+    </w:p>
+    <w:p>
+      <w:pPr>
+        <w:shd w:val="clear" w:color="auto" w:fill="FFFFFF"/>
+        <w:spacing w:after="0" w:line="240" w:lineRule="auto"/>
+        <w:rPr>
+          <w:rFonts w:ascii="Arial" w:eastAsia="Times New Roman" w:hAnsi="Arial" w:cs="Arial"/>
+          <w:i/>
+          <w:iCs/>
+          <w:color w:val="000000"/>
+          <w:kern w:val="0"/>
+          <w:sz w:val="20"/>
+          <w:szCs w:val="20"/>
           <w:lang w:val="hr-HR"/>
           <w14:ligatures w14:val="none"/>
         </w:rPr>
-        <w:t>BoatName</w:t>
-      </w:r>
-      <w:proofErr w:type="spellEnd"/>
+      </w:pPr>
       <w:r>
         <w:rPr>
           <w:rFonts w:ascii="Arial" w:eastAsia="Times New Roman" w:hAnsi="Arial" w:cs="Arial"/>
@@ -749,285 +967,10 @@
           <w:kern w:val="0"/>
           <w:sz w:val="20"/>
           <w:szCs w:val="20"/>
-          <w14:ligatures w14:val="none"/>
-        </w:rPr>
-        <w:t>}</w:t>
-      </w:r>
-    </w:p>
-    <w:p>
-      <w:pPr>
-        <w:shd w:val="clear" w:color="auto" w:fill="FFFFFF"/>
-        <w:spacing w:after="0" w:line="240" w:lineRule="auto"/>
-        <w:rPr>
-          <w:rFonts w:ascii="Arial" w:eastAsia="Times New Roman" w:hAnsi="Arial" w:cs="Arial"/>
-          <w:i/>
-          <w:iCs/>
-          <w:color w:val="000000"/>
-          <w:kern w:val="0"/>
-          <w:sz w:val="20"/>
-          <w:szCs w:val="20"/>
-          <w14:ligatures w14:val="none"/>
-        </w:rPr>
-      </w:pPr>
-      <w:r>
-        <w:rPr>
-          <w:rFonts w:ascii="Arial" w:eastAsia="Times New Roman" w:hAnsi="Arial" w:cs="Arial"/>
-          <w:i/>
-          <w:iCs/>
-          <w:color w:val="000000"/>
-          <w:kern w:val="0"/>
-          <w:sz w:val="20"/>
-          <w:szCs w:val="20"/>
-          <w14:ligatures w14:val="none"/>
-        </w:rPr>
-        <w:t xml:space="preserve">Date: </w:t>
-      </w:r>
-      <w:r>
-        <w:rPr>
-          <w:rFonts w:ascii="Verdana" w:hAnsi="Verdana"/>
-          <w:i/>
-          <w:iCs/>
-          <w:color w:val="000000"/>
-          <w:sz w:val="20"/>
-          <w:szCs w:val="20"/>
-        </w:rPr>
-        <w:t>{Date}</w:t>
-      </w:r>
-    </w:p>
-    <w:p>
-      <w:pPr>
-        <w:shd w:val="clear" w:color="auto" w:fill="FFFFFF"/>
-        <w:spacing w:after="0" w:line="240" w:lineRule="auto"/>
-        <w:rPr>
-          <w:rFonts w:ascii="Arial" w:eastAsia="Times New Roman" w:hAnsi="Arial" w:cs="Arial"/>
-          <w:i/>
-          <w:iCs/>
-          <w:color w:val="000000"/>
-          <w:kern w:val="0"/>
-          <w:sz w:val="20"/>
-          <w:szCs w:val="20"/>
-          <w14:ligatures w14:val="none"/>
-        </w:rPr>
-      </w:pPr>
-      <w:r>
-        <w:rPr>
-          <w:rFonts w:ascii="Arial" w:eastAsia="Times New Roman" w:hAnsi="Arial" w:cs="Arial"/>
-          <w:i/>
-          <w:iCs/>
-          <w:color w:val="000000"/>
-          <w:kern w:val="0"/>
-          <w:sz w:val="20"/>
-          <w:szCs w:val="20"/>
-          <w14:ligatures w14:val="none"/>
-        </w:rPr>
-        <w:t xml:space="preserve">Check in Time: </w:t>
-      </w:r>
-      <w:r>
-        <w:rPr>
-          <w:rFonts w:ascii="Verdana" w:hAnsi="Verdana"/>
-          <w:i/>
-          <w:iCs/>
-          <w:color w:val="000000"/>
-          <w:sz w:val="20"/>
-          <w:szCs w:val="20"/>
-        </w:rPr>
-        <w:t>{Time}</w:t>
-      </w:r>
-    </w:p>
-    <w:p>
-      <w:pPr>
-        <w:shd w:val="clear" w:color="auto" w:fill="FFFFFF"/>
-        <w:spacing w:after="0" w:line="240" w:lineRule="auto"/>
-        <w:rPr>
-          <w:rFonts w:ascii="Arial" w:eastAsia="Times New Roman" w:hAnsi="Arial" w:cs="Arial"/>
-          <w:i/>
-          <w:iCs/>
-          <w:color w:val="000000"/>
-          <w:kern w:val="0"/>
-          <w:sz w:val="20"/>
-          <w:szCs w:val="20"/>
-          <w14:ligatures w14:val="none"/>
-        </w:rPr>
-      </w:pPr>
-      <w:r>
-        <w:rPr>
-          <w:rFonts w:ascii="Arial" w:eastAsia="Times New Roman" w:hAnsi="Arial" w:cs="Arial"/>
-          <w:i/>
-          <w:iCs/>
-          <w:color w:val="000000"/>
-          <w:kern w:val="0"/>
-          <w:sz w:val="20"/>
-          <w:szCs w:val="20"/>
-          <w14:ligatures w14:val="none"/>
-        </w:rPr>
-        <w:t>Check out Time: {</w:t>
-      </w:r>
-      <w:proofErr w:type="spellStart"/>
-      <w:r>
-        <w:rPr>
-          <w:rFonts w:ascii="Arial" w:eastAsia="Times New Roman" w:hAnsi="Arial" w:cs="Arial"/>
-          <w:i/>
-          <w:iCs/>
-          <w:color w:val="000000"/>
-          <w:kern w:val="0"/>
-          <w:sz w:val="20"/>
-          <w:szCs w:val="20"/>
-          <w14:ligatures w14:val="none"/>
-        </w:rPr>
-        <w:t>ReturnTime</w:t>
-      </w:r>
-      <w:proofErr w:type="spellEnd"/>
-      <w:r>
-        <w:rPr>
-          <w:rFonts w:ascii="Arial" w:eastAsia="Times New Roman" w:hAnsi="Arial" w:cs="Arial"/>
-          <w:i/>
-          <w:iCs/>
-          <w:color w:val="000000"/>
-          <w:kern w:val="0"/>
-          <w:sz w:val="20"/>
-          <w:szCs w:val="20"/>
-          <w14:ligatures w14:val="none"/>
-        </w:rPr>
-        <w:t>}</w:t>
-      </w:r>
-    </w:p>
-    <w:p>
-      <w:pPr>
-        <w:shd w:val="clear" w:color="auto" w:fill="FFFFFF"/>
-        <w:spacing w:after="0" w:line="240" w:lineRule="auto"/>
-        <w:rPr>
-          <w:rFonts w:ascii="Verdana" w:hAnsi="Verdana"/>
-          <w:i/>
-          <w:iCs/>
-          <w:color w:val="000000"/>
-          <w:sz w:val="20"/>
-          <w:szCs w:val="20"/>
-        </w:rPr>
-      </w:pPr>
-      <w:r>
-        <w:rPr>
-          <w:rFonts w:ascii="Arial" w:eastAsia="Times New Roman" w:hAnsi="Arial" w:cs="Arial"/>
-          <w:i/>
-          <w:iCs/>
-          <w:color w:val="000000"/>
-          <w:kern w:val="0"/>
-          <w:sz w:val="20"/>
-          <w:szCs w:val="20"/>
-          <w14:ligatures w14:val="none"/>
-        </w:rPr>
-        <w:t xml:space="preserve">Passengers: </w:t>
-      </w:r>
-      <w:r>
-        <w:rPr>
-          <w:rFonts w:ascii="Verdana" w:hAnsi="Verdana"/>
-          <w:i/>
-          <w:iCs/>
-          <w:color w:val="000000"/>
-          <w:sz w:val="20"/>
-          <w:szCs w:val="20"/>
-        </w:rPr>
-        <w:t>{</w:t>
-      </w:r>
-      <w:proofErr w:type="spellStart"/>
-      <w:r>
-        <w:rPr>
-          <w:rFonts w:ascii="Verdana" w:hAnsi="Verdana"/>
-          <w:i/>
-          <w:iCs/>
-          <w:color w:val="000000"/>
-          <w:sz w:val="20"/>
-          <w:szCs w:val="20"/>
-        </w:rPr>
-        <w:t>PassengerCount</w:t>
-      </w:r>
-      <w:proofErr w:type="spellEnd"/>
-      <w:r>
-        <w:rPr>
-          <w:rFonts w:ascii="Verdana" w:hAnsi="Verdana"/>
-          <w:i/>
-          <w:iCs/>
-          <w:color w:val="000000"/>
-          <w:sz w:val="20"/>
-          <w:szCs w:val="20"/>
-        </w:rPr>
-        <w:t>}</w:t>
-      </w:r>
-    </w:p>
-    <w:p>
-      <w:pPr>
-        <w:shd w:val="clear" w:color="auto" w:fill="FFFFFF"/>
-        <w:spacing w:after="0" w:line="240" w:lineRule="auto"/>
-        <w:rPr>
-          <w:rFonts w:ascii="Arial" w:eastAsia="Times New Roman" w:hAnsi="Arial" w:cs="Arial"/>
-          <w:i/>
-          <w:iCs/>
-          <w:color w:val="000000"/>
-          <w:kern w:val="0"/>
-          <w:sz w:val="20"/>
-          <w:szCs w:val="20"/>
           <w:lang w:val="hr-HR"/>
           <w14:ligatures w14:val="none"/>
         </w:rPr>
-      </w:pPr>
-      <w:proofErr w:type="spellStart"/>
-      <w:r>
-        <w:rPr>
-          <w:rFonts w:ascii="Arial" w:eastAsia="Times New Roman" w:hAnsi="Arial" w:cs="Arial"/>
-          <w:i/>
-          <w:iCs/>
-          <w:color w:val="000000"/>
-          <w:kern w:val="0"/>
-          <w:sz w:val="20"/>
-          <w:szCs w:val="20"/>
-          <w:lang w:val="hr-HR"/>
-          <w14:ligatures w14:val="none"/>
-        </w:rPr>
-        <w:t>Extras</w:t>
-      </w:r>
-      <w:proofErr w:type="spellEnd"/>
-      <w:r>
-        <w:rPr>
-          <w:rFonts w:ascii="Arial" w:eastAsia="Times New Roman" w:hAnsi="Arial" w:cs="Arial"/>
-          <w:i/>
-          <w:iCs/>
-          <w:color w:val="000000"/>
-          <w:kern w:val="0"/>
-          <w:sz w:val="20"/>
-          <w:szCs w:val="20"/>
-          <w:lang w:val="hr-HR"/>
-          <w14:ligatures w14:val="none"/>
-        </w:rPr>
-        <w:t>: {</w:t>
-      </w:r>
-      <w:proofErr w:type="spellStart"/>
-      <w:r>
-        <w:rPr>
-          <w:rFonts w:ascii="Arial" w:eastAsia="Times New Roman" w:hAnsi="Arial" w:cs="Arial"/>
-          <w:i/>
-          <w:iCs/>
-          <w:color w:val="000000"/>
-          <w:kern w:val="0"/>
-          <w:sz w:val="20"/>
-          <w:szCs w:val="20"/>
-          <w:lang w:val="hr-HR"/>
-          <w14:ligatures w14:val="none"/>
-        </w:rPr>
-        <w:t>Extras</w:t>
-      </w:r>
-      <w:proofErr w:type="spellEnd"/>
-      <w:r>
-        <w:rPr>
-          <w:rFonts w:ascii="Arial" w:eastAsia="Times New Roman" w:hAnsi="Arial" w:cs="Arial"/>
-          <w:i/>
-          <w:iCs/>
-          <w:color w:val="000000"/>
-          <w:kern w:val="0"/>
-          <w:sz w:val="20"/>
-          <w:szCs w:val="20"/>
-          <w:lang w:val="hr-HR"/>
-          <w14:ligatures w14:val="none"/>
-        </w:rPr>
-        <w:t>}</w:t>
+        <w:t>Extras: {Extras}</w:t>
       </w:r>
     </w:p>
     <w:p>
@@ -1451,41 +1394,7 @@
           <w:lang w:val="hr-HR"/>
           <w14:ligatures w14:val="none"/>
         </w:rPr>
-        <w:t>{</w:t>
-      </w:r>
-      <w:proofErr w:type="spellStart"/>
-      <w:r>
-        <w:rPr>
-          <w:rFonts w:ascii="Arial" w:eastAsia="Times New Roman" w:hAnsi="Arial" w:cs="Arial"/>
-          <w:b/>
-          <w:bCs/>
-          <w:i/>
-          <w:iCs/>
-          <w:color w:val="000000"/>
-          <w:kern w:val="0"/>
-          <w:sz w:val="20"/>
-          <w:szCs w:val="20"/>
-          <w:lang w:val="hr-HR"/>
-          <w14:ligatures w14:val="none"/>
-        </w:rPr>
-        <w:t>RemainingAmount</w:t>
-      </w:r>
-      <w:proofErr w:type="spellEnd"/>
-      <w:r>
-        <w:rPr>
-          <w:rFonts w:ascii="Arial" w:eastAsia="Times New Roman" w:hAnsi="Arial" w:cs="Arial"/>
-          <w:b/>
-          <w:bCs/>
-          <w:i/>
-          <w:iCs/>
-          <w:color w:val="000000"/>
-          <w:kern w:val="0"/>
-          <w:sz w:val="20"/>
-          <w:szCs w:val="20"/>
-          <w:lang w:val="hr-HR"/>
-          <w14:ligatures w14:val="none"/>
-        </w:rPr>
-        <w:t>}</w:t>
+        <w:t>{RemainingAmount}</w:t>
       </w:r>
     </w:p>
     <w:p>
@@ -1892,38 +1801,442 @@
         <w:spacing w:after="0" w:line="240" w:lineRule="auto"/>
         <w:rPr>
           <w:rFonts w:ascii="Verdana" w:eastAsia="Times New Roman" w:hAnsi="Verdana" w:cs="Times New Roman"/>
-          <w:color w:val="000000"/>
-          <w:kern w:val="0"/>
-          <w:sz w:val="20"/>
-          <w:szCs w:val="20"/>
-          <w14:ligatures w14:val="none"/>
-        </w:rPr>
-      </w:pPr>
-    </w:p>
-    <w:p>
-      <w:pPr>
-        <w:shd w:val="clear" w:color="auto" w:fill="FFFFFF"/>
-        <w:spacing w:after="0" w:line="240" w:lineRule="auto"/>
-        <w:rPr>
-          <w:rFonts w:ascii="Verdana" w:eastAsia="Times New Roman" w:hAnsi="Verdana" w:cs="Times New Roman"/>
-          <w:color w:val="000000"/>
-          <w:kern w:val="0"/>
-          <w:sz w:val="20"/>
-          <w:szCs w:val="20"/>
-          <w14:ligatures w14:val="none"/>
-        </w:rPr>
-      </w:pPr>
-      <w:r>
-        <w:rPr>
-          <w:rFonts w:ascii="Verdana" w:eastAsia="Times New Roman" w:hAnsi="Verdana" w:cs="Times New Roman"/>
-          <w:color w:val="000000"/>
-          <w:kern w:val="0"/>
-          <w:sz w:val="20"/>
-          <w:szCs w:val="20"/>
-          <w14:ligatures w14:val="none"/>
-        </w:rPr>
-        <w:t> </w:t>
-      </w:r>
+          <w:b/>
+          <w:bCs/>
+          <w:color w:val="000000"/>
+          <w:kern w:val="0"/>
+          <w:sz w:val="20"/>
+          <w:szCs w:val="20"/>
+          <w14:ligatures w14:val="none"/>
+        </w:rPr>
+      </w:pPr>
+      <w:r>
+        <w:rPr>
+          <w:rFonts w:ascii="Verdana" w:eastAsia="Times New Roman" w:hAnsi="Verdana" w:cs="Times New Roman"/>
+          <w:b/>
+          <w:bCs/>
+          <w:color w:val="000000"/>
+          <w:kern w:val="0"/>
+          <w:sz w:val="20"/>
+          <w:szCs w:val="20"/>
+          <w14:ligatures w14:val="none"/>
+        </w:rPr>
+        <w:t>Insurance and Damage Responsibility</w:t>
+      </w:r>
+    </w:p>
+    <w:p>
+      <w:pPr>
+        <w:shd w:val="clear" w:color="auto" w:fill="FFFFFF"/>
+        <w:spacing w:after="0" w:line="240" w:lineRule="auto"/>
+        <w:rPr>
+          <w:rFonts w:ascii="Verdana" w:eastAsia="Times New Roman" w:hAnsi="Verdana" w:cs="Times New Roman"/>
+          <w:color w:val="000000"/>
+          <w:kern w:val="0"/>
+          <w:sz w:val="20"/>
+          <w:szCs w:val="20"/>
+          <w14:ligatures w14:val="none"/>
+        </w:rPr>
+      </w:pPr>
+    </w:p>
+    <w:p>
+      <w:pPr>
+        <w:shd w:val="clear" w:color="auto" w:fill="FFFFFF"/>
+        <w:spacing w:after="0" w:line="240" w:lineRule="auto"/>
+        <w:rPr>
+          <w:rFonts w:ascii="Verdana" w:eastAsia="Times New Roman" w:hAnsi="Verdana" w:cs="Times New Roman"/>
+          <w:color w:val="000000"/>
+          <w:kern w:val="0"/>
+          <w:sz w:val="20"/>
+          <w:szCs w:val="20"/>
+          <w14:ligatures w14:val="none"/>
+        </w:rPr>
+      </w:pPr>
+      <w:r>
+        <w:rPr>
+          <w:rFonts w:ascii="Verdana" w:eastAsia="Times New Roman" w:hAnsi="Verdana" w:cs="Times New Roman"/>
+          <w:color w:val="000000"/>
+          <w:kern w:val="0"/>
+          <w:sz w:val="20"/>
+          <w:szCs w:val="20"/>
+          <w14:ligatures w14:val="none"/>
+        </w:rPr>
+        <w:t xml:space="preserve">Please note that the boat is covered by third-party liability insurance, meaning that any damage caused </w:t>
+      </w:r>
+      <w:r>
+        <w:rPr>
+          <w:rFonts w:ascii="Verdana" w:eastAsia="Times New Roman" w:hAnsi="Verdana" w:cs="Times New Roman"/>
+          <w:i/>
+          <w:iCs/>
+          <w:color w:val="000000"/>
+          <w:kern w:val="0"/>
+          <w:sz w:val="20"/>
+          <w:szCs w:val="20"/>
+          <w14:ligatures w14:val="none"/>
+        </w:rPr>
+        <w:t>by another party</w:t>
+      </w:r>
+      <w:r>
+        <w:rPr>
+          <w:rFonts w:ascii="Verdana" w:eastAsia="Times New Roman" w:hAnsi="Verdana" w:cs="Times New Roman"/>
+          <w:color w:val="000000"/>
+          <w:kern w:val="0"/>
+          <w:sz w:val="20"/>
+          <w:szCs w:val="20"/>
+          <w14:ligatures w14:val="none"/>
+        </w:rPr>
+        <w:t xml:space="preserve"> is covered by the insurance.</w:t>
+      </w:r>
+    </w:p>
+    <w:p>
+      <w:pPr>
+        <w:shd w:val="clear" w:color="auto" w:fill="FFFFFF"/>
+        <w:spacing w:after="0" w:line="240" w:lineRule="auto"/>
+        <w:ind w:left="360"/>
+        <w:rPr>
+          <w:rFonts w:ascii="Verdana" w:eastAsia="Times New Roman" w:hAnsi="Verdana" w:cs="Times New Roman"/>
+          <w:color w:val="000000"/>
+          <w:kern w:val="0"/>
+          <w:sz w:val="20"/>
+          <w:szCs w:val="20"/>
+          <w14:ligatures w14:val="none"/>
+        </w:rPr>
+      </w:pPr>
+      <w:r>
+        <w:rPr>
+          <w:rFonts w:ascii="Verdana" w:eastAsia="Times New Roman" w:hAnsi="Verdana" w:cs="Times New Roman"/>
+          <w:color w:val="000000"/>
+          <w:kern w:val="0"/>
+          <w:sz w:val="20"/>
+          <w:szCs w:val="20"/>
+          <w14:ligatures w14:val="none"/>
+        </w:rPr>
+        <w:t xml:space="preserve">However, </w:t>
+      </w:r>
+      <w:r>
+        <w:rPr>
+          <w:rFonts w:ascii="Verdana" w:eastAsia="Times New Roman" w:hAnsi="Verdana" w:cs="Times New Roman"/>
+          <w:b/>
+          <w:bCs/>
+          <w:color w:val="000000"/>
+          <w:kern w:val="0"/>
+          <w:sz w:val="20"/>
+          <w:szCs w:val="20"/>
+          <w14:ligatures w14:val="none"/>
+        </w:rPr>
+        <w:t>guests are responsible</w:t>
+      </w:r>
+      <w:r>
+        <w:rPr>
+          <w:rFonts w:ascii="Verdana" w:eastAsia="Times New Roman" w:hAnsi="Verdana" w:cs="Times New Roman"/>
+          <w:color w:val="000000"/>
+          <w:kern w:val="0"/>
+          <w:sz w:val="20"/>
+          <w:szCs w:val="20"/>
+          <w14:ligatures w14:val="none"/>
+        </w:rPr>
+        <w:t xml:space="preserve"> for any </w:t>
+      </w:r>
+      <w:r>
+        <w:rPr>
+          <w:rFonts w:ascii="Verdana" w:eastAsia="Times New Roman" w:hAnsi="Verdana" w:cs="Times New Roman"/>
+          <w:b/>
+          <w:bCs/>
+          <w:color w:val="000000"/>
+          <w:kern w:val="0"/>
+          <w:sz w:val="20"/>
+          <w:szCs w:val="20"/>
+          <w14:ligatures w14:val="none"/>
+        </w:rPr>
+        <w:t>damage they personally cause</w:t>
+      </w:r>
+      <w:r>
+        <w:rPr>
+          <w:rFonts w:ascii="Verdana" w:eastAsia="Times New Roman" w:hAnsi="Verdana" w:cs="Times New Roman"/>
+          <w:color w:val="000000"/>
+          <w:kern w:val="0"/>
+          <w:sz w:val="20"/>
+          <w:szCs w:val="20"/>
+          <w14:ligatures w14:val="none"/>
+        </w:rPr>
+        <w:t xml:space="preserve"> to the boat, including (but not limited to):</w:t>
+      </w:r>
+    </w:p>
+    <w:p>
+      <w:pPr>
+        <w:numPr>
+          <w:ilvl w:val="0"/>
+          <w:numId w:val="7"/>
+        </w:numPr>
+        <w:shd w:val="clear" w:color="auto" w:fill="FFFFFF"/>
+        <w:spacing w:after="0" w:line="240" w:lineRule="auto"/>
+        <w:rPr>
+          <w:rFonts w:ascii="Verdana" w:eastAsia="Times New Roman" w:hAnsi="Verdana" w:cs="Times New Roman"/>
+          <w:color w:val="000000"/>
+          <w:kern w:val="0"/>
+          <w:sz w:val="20"/>
+          <w:szCs w:val="20"/>
+          <w14:ligatures w14:val="none"/>
+        </w:rPr>
+      </w:pPr>
+      <w:r>
+        <w:rPr>
+          <w:rFonts w:ascii="Verdana" w:eastAsia="Times New Roman" w:hAnsi="Verdana" w:cs="Times New Roman"/>
+          <w:color w:val="000000"/>
+          <w:kern w:val="0"/>
+          <w:sz w:val="20"/>
+          <w:szCs w:val="20"/>
+          <w14:ligatures w14:val="none"/>
+        </w:rPr>
+        <w:t>Loss of anchor or other equipment</w:t>
+      </w:r>
+    </w:p>
+    <w:p>
+      <w:pPr>
+        <w:numPr>
+          <w:ilvl w:val="0"/>
+          <w:numId w:val="7"/>
+        </w:numPr>
+        <w:shd w:val="clear" w:color="auto" w:fill="FFFFFF"/>
+        <w:spacing w:after="0" w:line="240" w:lineRule="auto"/>
+        <w:rPr>
+          <w:rFonts w:ascii="Verdana" w:eastAsia="Times New Roman" w:hAnsi="Verdana" w:cs="Times New Roman"/>
+          <w:color w:val="000000"/>
+          <w:kern w:val="0"/>
+          <w:sz w:val="20"/>
+          <w:szCs w:val="20"/>
+          <w14:ligatures w14:val="none"/>
+        </w:rPr>
+      </w:pPr>
+      <w:r>
+        <w:rPr>
+          <w:rFonts w:ascii="Verdana" w:eastAsia="Times New Roman" w:hAnsi="Verdana" w:cs="Times New Roman"/>
+          <w:color w:val="000000"/>
+          <w:kern w:val="0"/>
+          <w:sz w:val="20"/>
+          <w:szCs w:val="20"/>
+          <w14:ligatures w14:val="none"/>
+        </w:rPr>
+        <w:t>Damage to the propeller or engine</w:t>
+      </w:r>
+    </w:p>
+    <w:p>
+      <w:pPr>
+        <w:numPr>
+          <w:ilvl w:val="0"/>
+          <w:numId w:val="7"/>
+        </w:numPr>
+        <w:shd w:val="clear" w:color="auto" w:fill="FFFFFF"/>
+        <w:spacing w:after="0" w:line="240" w:lineRule="auto"/>
+        <w:rPr>
+          <w:rFonts w:ascii="Verdana" w:eastAsia="Times New Roman" w:hAnsi="Verdana" w:cs="Times New Roman"/>
+          <w:color w:val="000000"/>
+          <w:kern w:val="0"/>
+          <w:sz w:val="20"/>
+          <w:szCs w:val="20"/>
+          <w14:ligatures w14:val="none"/>
+        </w:rPr>
+      </w:pPr>
+      <w:r>
+        <w:rPr>
+          <w:rFonts w:ascii="Verdana" w:eastAsia="Times New Roman" w:hAnsi="Verdana" w:cs="Times New Roman"/>
+          <w:color w:val="000000"/>
+          <w:kern w:val="0"/>
+          <w:sz w:val="20"/>
+          <w:szCs w:val="20"/>
+          <w14:ligatures w14:val="none"/>
+        </w:rPr>
+        <w:t>Breakage of any parts onboard</w:t>
+      </w:r>
+    </w:p>
+    <w:p>
+      <w:pPr>
+        <w:shd w:val="clear" w:color="auto" w:fill="FFFFFF"/>
+        <w:spacing w:after="0" w:line="240" w:lineRule="auto"/>
+        <w:rPr>
+          <w:rFonts w:ascii="Verdana" w:eastAsia="Times New Roman" w:hAnsi="Verdana" w:cs="Times New Roman"/>
+          <w:color w:val="000000"/>
+          <w:kern w:val="0"/>
+          <w:sz w:val="20"/>
+          <w:szCs w:val="20"/>
+          <w14:ligatures w14:val="none"/>
+        </w:rPr>
+      </w:pPr>
+    </w:p>
+    <w:p>
+      <w:pPr>
+        <w:shd w:val="clear" w:color="auto" w:fill="FFFFFF"/>
+        <w:spacing w:after="0" w:line="240" w:lineRule="auto"/>
+        <w:rPr>
+          <w:rFonts w:ascii="Verdana" w:eastAsia="Times New Roman" w:hAnsi="Verdana" w:cs="Times New Roman"/>
+          <w:color w:val="000000"/>
+          <w:kern w:val="0"/>
+          <w:sz w:val="20"/>
+          <w:szCs w:val="20"/>
+          <w14:ligatures w14:val="none"/>
+        </w:rPr>
+      </w:pPr>
+      <w:r>
+        <w:rPr>
+          <w:rFonts w:ascii="Verdana" w:eastAsia="Times New Roman" w:hAnsi="Verdana" w:cs="Times New Roman"/>
+          <w:color w:val="000000"/>
+          <w:kern w:val="0"/>
+          <w:sz w:val="20"/>
+          <w:szCs w:val="20"/>
+          <w14:ligatures w14:val="none"/>
+        </w:rPr>
+        <w:t xml:space="preserve">In case of any such incident, guests are </w:t>
+      </w:r>
+      <w:r>
+        <w:rPr>
+          <w:rFonts w:ascii="Verdana" w:eastAsia="Times New Roman" w:hAnsi="Verdana" w:cs="Times New Roman"/>
+          <w:b/>
+          <w:bCs/>
+          <w:color w:val="000000"/>
+          <w:kern w:val="0"/>
+          <w:sz w:val="20"/>
+          <w:szCs w:val="20"/>
+          <w14:ligatures w14:val="none"/>
+        </w:rPr>
+        <w:t>required to report it immediately</w:t>
+      </w:r>
+      <w:r>
+        <w:rPr>
+          <w:rFonts w:ascii="Verdana" w:eastAsia="Times New Roman" w:hAnsi="Verdana" w:cs="Times New Roman"/>
+          <w:color w:val="000000"/>
+          <w:kern w:val="0"/>
+          <w:sz w:val="20"/>
+          <w:szCs w:val="20"/>
+          <w14:ligatures w14:val="none"/>
+        </w:rPr>
+        <w:t xml:space="preserve"> at the time of return, and compensation will be arranged accordingly.</w:t>
+      </w:r>
+    </w:p>
+    <w:p>
+      <w:pPr>
+        <w:shd w:val="clear" w:color="auto" w:fill="FFFFFF"/>
+        <w:spacing w:after="0" w:line="240" w:lineRule="auto"/>
+        <w:rPr>
+          <w:rFonts w:ascii="Verdana" w:eastAsia="Times New Roman" w:hAnsi="Verdana" w:cs="Times New Roman"/>
+          <w:color w:val="000000"/>
+          <w:kern w:val="0"/>
+          <w:sz w:val="20"/>
+          <w:szCs w:val="20"/>
+          <w14:ligatures w14:val="none"/>
+        </w:rPr>
+      </w:pPr>
+    </w:p>
+    <w:p>
+      <w:pPr>
+        <w:shd w:val="clear" w:color="auto" w:fill="FFFFFF"/>
+        <w:spacing w:after="0" w:line="240" w:lineRule="auto"/>
+        <w:rPr>
+          <w:rFonts w:ascii="Verdana" w:eastAsia="Times New Roman" w:hAnsi="Verdana" w:cs="Times New Roman"/>
+          <w:color w:val="000000"/>
+          <w:kern w:val="0"/>
+          <w:sz w:val="20"/>
+          <w:szCs w:val="20"/>
+          <w14:ligatures w14:val="none"/>
+        </w:rPr>
+      </w:pPr>
+      <w:r>
+        <w:rPr>
+          <w:rFonts w:ascii="Verdana" w:eastAsia="Times New Roman" w:hAnsi="Verdana" w:cs="Times New Roman"/>
+          <w:color w:val="000000"/>
+          <w:kern w:val="0"/>
+          <w:sz w:val="20"/>
+          <w:szCs w:val="20"/>
+          <w14:ligatures w14:val="none"/>
+        </w:rPr>
+        <w:t>Upon check-in, we kindly ask you to inspect the boat’s condition, equipment, and propeller together with the skipper to confirm everything is in proper order before departure.</w:t>
+      </w:r>
+    </w:p>
+    <w:p>
+      <w:pPr>
+        <w:shd w:val="clear" w:color="auto" w:fill="FFFFFF"/>
+        <w:spacing w:after="0" w:line="240" w:lineRule="auto"/>
+        <w:rPr>
+          <w:rFonts w:ascii="Verdana" w:eastAsia="Times New Roman" w:hAnsi="Verdana" w:cs="Times New Roman"/>
+          <w:color w:val="000000"/>
+          <w:kern w:val="0"/>
+          <w:sz w:val="20"/>
+          <w:szCs w:val="20"/>
+          <w14:ligatures w14:val="none"/>
+        </w:rPr>
+      </w:pPr>
+    </w:p>
+    <w:p>
+      <w:pPr>
+        <w:shd w:val="clear" w:color="auto" w:fill="FFFFFF"/>
+        <w:spacing w:after="0" w:line="240" w:lineRule="auto"/>
+        <w:rPr>
+          <w:rFonts w:ascii="Verdana" w:eastAsia="Times New Roman" w:hAnsi="Verdana" w:cs="Times New Roman"/>
+          <w:color w:val="000000"/>
+          <w:kern w:val="0"/>
+          <w:sz w:val="20"/>
+          <w:szCs w:val="20"/>
+          <w14:ligatures w14:val="none"/>
+        </w:rPr>
+      </w:pPr>
+      <w:r>
+        <w:rPr>
+          <w:rFonts w:ascii="Verdana" w:eastAsia="Times New Roman" w:hAnsi="Verdana" w:cs="Times New Roman"/>
+          <w:b/>
+          <w:bCs/>
+          <w:color w:val="000000"/>
+          <w:kern w:val="0"/>
+          <w:sz w:val="20"/>
+          <w:szCs w:val="20"/>
+          <w14:ligatures w14:val="none"/>
+        </w:rPr>
+        <w:t>Renting 300hp+ Speedboats</w:t>
+      </w:r>
+      <w:r>
+        <w:rPr>
+          <w:rFonts w:ascii="Verdana" w:eastAsia="Times New Roman" w:hAnsi="Verdana" w:cs="Times New Roman"/>
+          <w:color w:val="000000"/>
+          <w:kern w:val="0"/>
+          <w:sz w:val="20"/>
+          <w:szCs w:val="20"/>
+          <w14:ligatures w14:val="none"/>
+        </w:rPr>
+        <w:br/>
+      </w:r>
+      <w:r>
+        <w:rPr>
+          <w:rFonts w:ascii="Verdana" w:eastAsia="Times New Roman" w:hAnsi="Verdana" w:cs="Times New Roman"/>
+          <w:color w:val="000000"/>
+          <w:kern w:val="0"/>
+          <w:sz w:val="20"/>
+          <w:szCs w:val="20"/>
+          <w14:ligatures w14:val="none"/>
+        </w:rPr>
+        <w:t xml:space="preserve">          </w:t>
+      </w:r>
+      <w:r>
+        <w:rPr>
+          <w:rFonts w:ascii="Verdana" w:eastAsia="Times New Roman" w:hAnsi="Verdana" w:cs="Times New Roman"/>
+          <w:color w:val="000000"/>
+          <w:kern w:val="0"/>
+          <w:sz w:val="20"/>
+          <w:szCs w:val="20"/>
+          <w14:ligatures w14:val="none"/>
+        </w:rPr>
+        <w:t>For rentals of our 300hp and more powerful speedboats, for the safety of our guests and to avoid unpleasant or dangerous situations, we require that the renter has significant prior boating experience, as these boats are demanding to operate. In addition to the mandatory boating license, the owner may request a short trial run to verify the renter’s skill and experience before approving the rental.</w:t>
+      </w:r>
+    </w:p>
+    <w:p>
+      <w:pPr>
+        <w:shd w:val="clear" w:color="auto" w:fill="FFFFFF"/>
+        <w:spacing w:after="0" w:line="240" w:lineRule="auto"/>
+        <w:rPr>
+          <w:rFonts w:ascii="Verdana" w:eastAsia="Times New Roman" w:hAnsi="Verdana" w:cs="Times New Roman"/>
+          <w:color w:val="000000"/>
+          <w:kern w:val="0"/>
+          <w:sz w:val="20"/>
+          <w:szCs w:val="20"/>
+          <w14:ligatures w14:val="none"/>
+        </w:rPr>
+      </w:pPr>
     </w:p>
     <w:p>
       <w:pPr>
@@ -2505,6 +2818,155 @@
     </w:lvl>
   </w:abstractNum>
   <w:abstractNum w:abstractNumId="2" w15:restartNumberingAfterBreak="0">
+    <w:nsid w:val="25044D1D"/>
+    <w:multiLevelType w:val="multilevel"/>
+    <w:tmpl w:val="4C828AC2"/>
+    <w:lvl w:ilvl="0">
+      <w:start w:val="1"/>
+      <w:numFmt w:val="bullet"/>
+      <w:lvlText w:val=""/>
+      <w:lvlJc w:val="left"/>
+      <w:pPr>
+        <w:tabs>
+          <w:tab w:val="num" w:pos="720"/>
+        </w:tabs>
+        <w:ind w:left="720" w:hanging="360"/>
+      </w:pPr>
+      <w:rPr>
+        <w:rFonts w:ascii="Symbol" w:hAnsi="Symbol" w:hint="default"/>
+        <w:sz w:val="20"/>
+      </w:rPr>
+    </w:lvl>
+    <w:lvl w:ilvl="1" w:tentative="1">
+      <w:start w:val="1"/>
+      <w:numFmt w:val="bullet"/>
+      <w:lvlText w:val="o"/>
+      <w:lvlJc w:val="left"/>
+      <w:pPr>
+        <w:tabs>
+          <w:tab w:val="num" w:pos="1440"/>
+        </w:tabs>
+        <w:ind w:left="1440" w:hanging="360"/>
+      </w:pPr>
+      <w:rPr>
+        <w:rFonts w:ascii="Courier New" w:hAnsi="Courier New" w:hint="default"/>
+        <w:sz w:val="20"/>
+      </w:rPr>
+    </w:lvl>
+    <w:lvl w:ilvl="2" w:tentative="1">
+      <w:start w:val="1"/>
+      <w:numFmt w:val="bullet"/>
+      <w:lvlText w:val=""/>
+      <w:lvlJc w:val="left"/>
+      <w:pPr>
+        <w:tabs>
+          <w:tab w:val="num" w:pos="2160"/>
+        </w:tabs>
+        <w:ind w:left="2160" w:hanging="360"/>
+      </w:pPr>
+      <w:rPr>
+        <w:rFonts w:ascii="Wingdings" w:hAnsi="Wingdings" w:hint="default"/>
+        <w:sz w:val="20"/>
+      </w:rPr>
+    </w:lvl>
+    <w:lvl w:ilvl="3" w:tentative="1">
+      <w:start w:val="1"/>
+      <w:numFmt w:val="bullet"/>
+      <w:lvlText w:val=""/>
+      <w:lvlJc w:val="left"/>
+      <w:pPr>
+        <w:tabs>
+          <w:tab w:val="num" w:pos="2880"/>
+        </w:tabs>
+        <w:ind w:left="2880" w:hanging="360"/>
+      </w:pPr>
+      <w:rPr>
+        <w:rFonts w:ascii="Wingdings" w:hAnsi="Wingdings" w:hint="default"/>
+        <w:sz w:val="20"/>
+      </w:rPr>
+    </w:lvl>
+    <w:lvl w:ilvl="4" w:tentative="1">
+      <w:start w:val="1"/>
+      <w:numFmt w:val="bullet"/>
+      <w:lvlText w:val=""/>
+      <w:lvlJc w:val="left"/>
+      <w:pPr>
+        <w:tabs>
+          <w:tab w:val="num" w:pos="3600"/>
+        </w:tabs>
+        <w:ind w:left="3600" w:hanging="360"/>
+      </w:pPr>
+      <w:rPr>
+        <w:rFonts w:ascii="Wingdings" w:hAnsi="Wingdings" w:hint="default"/>
+        <w:sz w:val="20"/>
+      </w:rPr>
+    </w:lvl>
+    <w:lvl w:ilvl="5" w:tentative="1">
+      <w:start w:val="1"/>
+      <w:numFmt w:val="bullet"/>
+      <w:lvlText w:val=""/>
+      <w:lvlJc w:val="left"/>
+      <w:pPr>
+        <w:tabs>
+          <w:tab w:val="num" w:pos="4320"/>
+        </w:tabs>
+        <w:ind w:left="4320" w:hanging="360"/>
+      </w:pPr>
+      <w:rPr>
+        <w:rFonts w:ascii="Wingdings" w:hAnsi="Wingdings" w:hint="default"/>
+        <w:sz w:val="20"/>
+      </w:rPr>
+    </w:lvl>
+    <w:lvl w:ilvl="6" w:tentative="1">
+      <w:start w:val="1"/>
+      <w:numFmt w:val="bullet"/>
+      <w:lvlText w:val=""/>
+      <w:lvlJc w:val="left"/>
+      <w:pPr>
+        <w:tabs>
+          <w:tab w:val="num" w:pos="5040"/>
+        </w:tabs>
+        <w:ind w:left="5040" w:hanging="360"/>
+      </w:pPr>
+      <w:rPr>
+        <w:rFonts w:ascii="Wingdings" w:hAnsi="Wingdings" w:hint="default"/>
+        <w:sz w:val="20"/>
+      </w:rPr>
+    </w:lvl>
+    <w:lvl w:ilvl="7" w:tentative="1">
+      <w:start w:val="1"/>
+      <w:numFmt w:val="bullet"/>
+      <w:lvlText w:val=""/>
+      <w:lvlJc w:val="left"/>
+      <w:pPr>
+        <w:tabs>
+          <w:tab w:val="num" w:pos="5760"/>
+        </w:tabs>
+        <w:ind w:left="5760" w:hanging="360"/>
+      </w:pPr>
+      <w:rPr>
+        <w:rFonts w:ascii="Wingdings" w:hAnsi="Wingdings" w:hint="default"/>
+        <w:sz w:val="20"/>
+      </w:rPr>
+    </w:lvl>
+    <w:lvl w:ilvl="8" w:tentative="1">
+      <w:start w:val="1"/>
+      <w:numFmt w:val="bullet"/>
+      <w:lvlText w:val=""/>
+      <w:lvlJc w:val="left"/>
+      <w:pPr>
+        <w:tabs>
+          <w:tab w:val="num" w:pos="6480"/>
+        </w:tabs>
+        <w:ind w:left="6480" w:hanging="360"/>
+      </w:pPr>
+      <w:rPr>
+        <w:rFonts w:ascii="Wingdings" w:hAnsi="Wingdings" w:hint="default"/>
+        <w:sz w:val="20"/>
+      </w:rPr>
+    </w:lvl>
+  </w:abstractNum>
+  <w:abstractNum w:abstractNumId="3" w15:restartNumberingAfterBreak="0">
     <w:nsid w:val="334E642E"/>
     <w:multiLevelType w:val="multilevel"/>
     <w:tmpl w:val="0BD672C4"/>
@@ -2653,7 +3115,7 @@
       </w:rPr>
     </w:lvl>
   </w:abstractNum>
-  <w:abstractNum w:abstractNumId="3" w15:restartNumberingAfterBreak="0">
+  <w:abstractNum w:abstractNumId="4" w15:restartNumberingAfterBreak="0">
     <w:nsid w:val="5DE1566B"/>
     <w:multiLevelType w:val="multilevel"/>
     <w:tmpl w:val="30C2DB06"/>
@@ -2802,7 +3264,7 @@
       </w:rPr>
     </w:lvl>
   </w:abstractNum>
-  <w:abstractNum w:abstractNumId="4" w15:restartNumberingAfterBreak="0">
+  <w:abstractNum w:abstractNumId="5" w15:restartNumberingAfterBreak="0">
     <w:nsid w:val="63A90FB3"/>
     <w:multiLevelType w:val="multilevel"/>
     <w:tmpl w:val="CCC8C9E8"/>
@@ -2951,7 +3413,7 @@
       </w:rPr>
     </w:lvl>
   </w:abstractNum>
-  <w:abstractNum w:abstractNumId="5" w15:restartNumberingAfterBreak="0">
+  <w:abstractNum w:abstractNumId="6" w15:restartNumberingAfterBreak="0">
     <w:nsid w:val="70DB58C3"/>
     <w:multiLevelType w:val="multilevel"/>
     <w:tmpl w:val="DE3E6DAC"/>
@@ -3101,22 +3563,25 @@
     </w:lvl>
   </w:abstractNum>
   <w:num w:numId="1" w16cid:durableId="5133856">
-    <w:abstractNumId w:val="3"/>
+    <w:abstractNumId w:val="4"/>
   </w:num>
   <w:num w:numId="2" w16cid:durableId="573318282">
-    <w:abstractNumId w:val="4"/>
+    <w:abstractNumId w:val="5"/>
   </w:num>
   <w:num w:numId="3" w16cid:durableId="2067415650">
-    <w:abstractNumId w:val="5"/>
+    <w:abstractNumId w:val="6"/>
   </w:num>
   <w:num w:numId="4" w16cid:durableId="1486316559">
     <w:abstractNumId w:val="0"/>
   </w:num>
   <w:num w:numId="5" w16cid:durableId="698747068">
-    <w:abstractNumId w:val="2"/>
+    <w:abstractNumId w:val="3"/>
   </w:num>
   <w:num w:numId="6" w16cid:durableId="1382824870">
     <w:abstractNumId w:val="1"/>
+  </w:num>
+  <w:num w:numId="7" w16cid:durableId="1448810710">
+    <w:abstractNumId w:val="2"/>
   </w:num>
 </w:numbering>
 </file>
